--- a/projeto/N1-AT1_trabalho_integrador_python.docx
+++ b/projeto/N1-AT1_trabalho_integrador_python.docx
@@ -2309,7 +2309,6 @@
           <w:b/>
           <w:lang w:val="pt-BR"/>
         </w:rPr>
-        <w:lastRenderedPageBreak/>
         <w:t xml:space="preserve">8. </w:t>
       </w:r>
       <w:proofErr w:type="spellStart"/>
@@ -2354,6 +2353,7 @@
           <w:b/>
           <w:lang w:val="pt-BR"/>
         </w:rPr>
+        <w:lastRenderedPageBreak/>
         <w:t xml:space="preserve">9. </w:t>
       </w:r>
       <w:proofErr w:type="spellStart"/>
